--- a/Generative-AI/course-materials/blackboard/docx/Generative_AI_Week08_Module_Guide.docx
+++ b/Generative-AI/course-materials/blackboard/docx/Generative_AI_Week08_Module_Guide.docx
@@ -1754,7 +1754,7 @@
           <w:b w:val="0"/>
           <w:i w:val="0"/>
         </w:rPr>
-        <w:t>Type: Discussion Board. Points: 50. Submit one initial post and two peer responses in the Week 8 Discussion item. Use Blackboard’s displayed due dates.</w:t>
+        <w:t>Type: Discussion Board. Points: 10. Submit one initial post and two peer responses in the Week 8 Discussion item. Use Blackboard’s displayed due dates.</w:t>
       </w:r>
     </w:p>
     <w:p>
@@ -2041,7 +2041,7 @@
                 <w:b w:val="0"/>
                 <w:i w:val="0"/>
               </w:rPr>
-              <w:t>15</w:t>
+              <w:t>3</w:t>
             </w:r>
           </w:p>
         </w:tc>
@@ -2103,7 +2103,7 @@
                 <w:b w:val="0"/>
                 <w:i w:val="0"/>
               </w:rPr>
-              <w:t>15</w:t>
+              <w:t>3</w:t>
             </w:r>
           </w:p>
         </w:tc>
@@ -2165,7 +2165,7 @@
                 <w:b w:val="0"/>
                 <w:i w:val="0"/>
               </w:rPr>
-              <w:t>10</w:t>
+              <w:t>2</w:t>
             </w:r>
           </w:p>
         </w:tc>
@@ -2227,7 +2227,7 @@
                 <w:b w:val="0"/>
                 <w:i w:val="0"/>
               </w:rPr>
-              <w:t>10</w:t>
+              <w:t>2</w:t>
             </w:r>
           </w:p>
         </w:tc>
@@ -2282,7 +2282,7 @@
                 <w:b w:val="0"/>
                 <w:i w:val="0"/>
               </w:rPr>
-              <w:t>50</w:t>
+              <w:t>10</w:t>
             </w:r>
           </w:p>
         </w:tc>
@@ -2326,7 +2326,7 @@
           <w:b w:val="0"/>
           <w:i w:val="0"/>
         </w:rPr>
-        <w:t>Type: Applied analysis. Points: 75. Submit one PDF or DOCX to Week 8 Assignment 2. Aim for 600–800 words of analysis plus the requested matrix, diagram, prompts, or evidence appendix; these artifacts are not included in the word guide.</w:t>
+        <w:t>Type: Applied analysis. Points: 25. Submit one PDF or DOCX to Week 8 Assignment 2. Aim for 600–800 words of analysis plus the requested matrix, diagram, prompts, or evidence appendix; these artifacts are not included in the word guide.</w:t>
       </w:r>
     </w:p>
     <w:p>
@@ -2612,7 +2612,7 @@
                 <w:b w:val="0"/>
                 <w:i w:val="0"/>
               </w:rPr>
-              <w:t>15</w:t>
+              <w:t>5</w:t>
             </w:r>
           </w:p>
         </w:tc>
@@ -2674,7 +2674,7 @@
                 <w:b w:val="0"/>
                 <w:i w:val="0"/>
               </w:rPr>
-              <w:t>25</w:t>
+              <w:t>8</w:t>
             </w:r>
           </w:p>
         </w:tc>
@@ -2736,7 +2736,7 @@
                 <w:b w:val="0"/>
                 <w:i w:val="0"/>
               </w:rPr>
-              <w:t>15</w:t>
+              <w:t>5</w:t>
             </w:r>
           </w:p>
         </w:tc>
@@ -2798,7 +2798,7 @@
                 <w:b w:val="0"/>
                 <w:i w:val="0"/>
               </w:rPr>
-              <w:t>15</w:t>
+              <w:t>5</w:t>
             </w:r>
           </w:p>
         </w:tc>
@@ -2860,7 +2860,7 @@
                 <w:b w:val="0"/>
                 <w:i w:val="0"/>
               </w:rPr>
-              <w:t>5</w:t>
+              <w:t>2</w:t>
             </w:r>
           </w:p>
         </w:tc>
@@ -2915,7 +2915,7 @@
                 <w:b w:val="0"/>
                 <w:i w:val="0"/>
               </w:rPr>
-              <w:t>75</w:t>
+              <w:t>25</w:t>
             </w:r>
           </w:p>
         </w:tc>
@@ -2949,7 +2949,7 @@
           <w:b w:val="0"/>
           <w:i w:val="0"/>
         </w:rPr>
-        <w:t>Type: Project portfolio milestone. Points: 50. Submit a PDF or DOCX to Week 8 Project Milestone. Preserve the author’s required elements below and retain an editable copy for Week 16.</w:t>
+        <w:t>Type: Project portfolio milestone. Points: 15. Submit a PDF or DOCX to Week 8 Project Milestone. Preserve the author’s required elements below and retain an editable copy for Week 16.</w:t>
       </w:r>
     </w:p>
     <w:p>
@@ -3273,7 +3273,7 @@
                 <w:b w:val="0"/>
                 <w:i w:val="0"/>
               </w:rPr>
-              <w:t>15</w:t>
+              <w:t>4</w:t>
             </w:r>
           </w:p>
         </w:tc>
@@ -3335,7 +3335,7 @@
                 <w:b w:val="0"/>
                 <w:i w:val="0"/>
               </w:rPr>
-              <w:t>10</w:t>
+              <w:t>3</w:t>
             </w:r>
           </w:p>
         </w:tc>
@@ -3397,7 +3397,7 @@
                 <w:b w:val="0"/>
                 <w:i w:val="0"/>
               </w:rPr>
-              <w:t>15</w:t>
+              <w:t>5</w:t>
             </w:r>
           </w:p>
         </w:tc>
@@ -3459,7 +3459,7 @@
                 <w:b w:val="0"/>
                 <w:i w:val="0"/>
               </w:rPr>
-              <w:t>10</w:t>
+              <w:t>3</w:t>
             </w:r>
           </w:p>
         </w:tc>
@@ -3514,7 +3514,7 @@
                 <w:b w:val="0"/>
                 <w:i w:val="0"/>
               </w:rPr>
-              <w:t>50</w:t>
+              <w:t>15</w:t>
             </w:r>
           </w:p>
         </w:tc>
@@ -3726,7 +3726,7 @@
                 <w:b w:val="0"/>
                 <w:i w:val="0"/>
               </w:rPr>
-              <w:t>50</w:t>
+              <w:t>10</w:t>
             </w:r>
           </w:p>
         </w:tc>
@@ -3807,7 +3807,7 @@
                 <w:b w:val="0"/>
                 <w:i w:val="0"/>
               </w:rPr>
-              <w:t>75</w:t>
+              <w:t>25</w:t>
             </w:r>
           </w:p>
         </w:tc>
@@ -3888,7 +3888,7 @@
                 <w:b w:val="0"/>
                 <w:i w:val="0"/>
               </w:rPr>
-              <w:t>50</w:t>
+              <w:t>15</w:t>
             </w:r>
           </w:p>
         </w:tc>
@@ -3955,7 +3955,7 @@
                 <w:b w:val="0"/>
                 <w:i w:val="0"/>
               </w:rPr>
-              <w:t>175</w:t>
+              <w:t>50</w:t>
             </w:r>
           </w:p>
         </w:tc>
